--- a/research/deliverables_2026-08-29/Detection_Article_2026-08-29.docx
+++ b/research/deliverables_2026-08-29/Detection_Article_2026-08-29.docx
@@ -6899,7 +6899,15 @@
         <w:t xml:space="preserve">Named contributors, as at 29 August 2026.</w:t>
       </w:r>
       <w:r>
-        <w:t xml:space="preserve"> Recognition is by each contributor's own election, recorded through the confirmation mechanism described in the data availability statement, and each name and description below stands as that person entered it. Of the sixteen detection panel members, thirteen have confirmed and eleven elected to be named:</w:t>
+        <w:t xml:space="preserve"> Recognition is by each contributor's own election, recorded through the confirmation mechanism described in the data availability statement, and each name and description below stands as that person entered it.</w:t>
+      </w:r>
+    </w:p>
+    <w:p>
+      <w:pPr>
+        <w:spacing w:after="140"/>
+      </w:pPr>
+      <w:r>
+        <w:t xml:space="preserve">Of the sixteen detection panel members, thirteen have confirmed and eleven elected to be named:</w:t>
       </w:r>
     </w:p>
     <w:p>
@@ -7039,7 +7047,7 @@
         <w:spacing w:after="140"/>
       </w:pPr>
       <w:r>
-        <w:t xml:space="preserve">Of the reliability raters, three have confirmed and three elected to be named:</w:t>
+        <w:t xml:space="preserve">Of the twenty-five reliability raters, three have confirmed and three elected to be named:</w:t>
       </w:r>
     </w:p>
     <w:p>
@@ -7083,7 +7091,159 @@
         <w:spacing w:after="140"/>
       </w:pPr>
       <w:r>
-        <w:t xml:space="preserve">Two further contributors in these two groups confirmed and elected not to be named. Their judgments are counted in every figure reported here and they appear nowhere by name. Confirmations remain open, so this is a record of the elections received to date rather than of who took part.</w:t>
+        <w:t xml:space="preserve">Of the twenty independent experts in the comparison study, fourteen have confirmed and twelve elected to be named:</w:t>
+      </w:r>
+    </w:p>
+    <w:p>
+      <w:pPr>
+        <w:numPr>
+          <w:ilvl w:val="0"/>
+          <w:numId w:val="1"/>
+        </w:numPr>
+        <w:spacing w:after="60"/>
+      </w:pPr>
+      <w:r>
+        <w:t xml:space="preserve">Boris Khazin, AI Governance, Digital Risk and GRC leader; ClearView MRI; ex-EPAM Global Head of DRM/GRC, Khazin Consulting llc</w:t>
+      </w:r>
+    </w:p>
+    <w:p>
+      <w:pPr>
+        <w:numPr>
+          <w:ilvl w:val="0"/>
+          <w:numId w:val="1"/>
+        </w:numPr>
+        <w:spacing w:after="60"/>
+      </w:pPr>
+      <w:r>
+        <w:t xml:space="preserve">Donavine Smith, Board &amp; Executive Advisor | Frontier AI Strategy &amp; Governance, Independent</w:t>
+      </w:r>
+    </w:p>
+    <w:p>
+      <w:pPr>
+        <w:numPr>
+          <w:ilvl w:val="0"/>
+          <w:numId w:val="1"/>
+        </w:numPr>
+        <w:spacing w:after="60"/>
+      </w:pPr>
+      <w:r>
+        <w:t xml:space="preserve">Priyam Dhamankar, Ethics and Compliance Leader, Cummins India; 17+ years legal, compliance and investigations, Cummins India Limited</w:t>
+      </w:r>
+    </w:p>
+    <w:p>
+      <w:pPr>
+        <w:numPr>
+          <w:ilvl w:val="0"/>
+          <w:numId w:val="1"/>
+        </w:numPr>
+        <w:spacing w:after="60"/>
+      </w:pPr>
+      <w:r>
+        <w:t xml:space="preserve">MacKenzie McCowan, AI Governance Specialist, PhD candidate, Lecturer, Atomi; The University of Sydney; Avondale University</w:t>
+      </w:r>
+    </w:p>
+    <w:p>
+      <w:pPr>
+        <w:numPr>
+          <w:ilvl w:val="0"/>
+          <w:numId w:val="1"/>
+        </w:numPr>
+        <w:spacing w:after="60"/>
+      </w:pPr>
+      <w:r>
+        <w:t xml:space="preserve">Dr Sharon Licqurish, PhD, CEO, Chief Scientist and AI Governance Architect, AIIP, AIIP, Ontocore Licencing Authority LLC</w:t>
+      </w:r>
+    </w:p>
+    <w:p>
+      <w:pPr>
+        <w:numPr>
+          <w:ilvl w:val="0"/>
+          <w:numId w:val="1"/>
+        </w:numPr>
+        <w:spacing w:after="60"/>
+      </w:pPr>
+      <w:r>
+        <w:t xml:space="preserve">Greg Searle, AI Governance and Model Behaviour Researcher, Anypoint Pty Ltd</w:t>
+      </w:r>
+    </w:p>
+    <w:p>
+      <w:pPr>
+        <w:numPr>
+          <w:ilvl w:val="0"/>
+          <w:numId w:val="1"/>
+        </w:numPr>
+        <w:spacing w:after="60"/>
+      </w:pPr>
+      <w:r>
+        <w:t xml:space="preserve">Adesh Sharma, Data and AI Governance Leader | IAPP AIGP CIPT, Digital Frontier Partners</w:t>
+      </w:r>
+    </w:p>
+    <w:p>
+      <w:pPr>
+        <w:numPr>
+          <w:ilvl w:val="0"/>
+          <w:numId w:val="1"/>
+        </w:numPr>
+        <w:spacing w:after="60"/>
+      </w:pPr>
+      <w:r>
+        <w:t xml:space="preserve">Muhammad Dauda, Programme leadership, sustainability and governance; UN SDSN Youth Nigeria; Miva Open University; PgMP, UN SDSN NIGERIA</w:t>
+      </w:r>
+    </w:p>
+    <w:p>
+      <w:pPr>
+        <w:numPr>
+          <w:ilvl w:val="0"/>
+          <w:numId w:val="1"/>
+        </w:numPr>
+        <w:spacing w:after="60"/>
+      </w:pPr>
+      <w:r>
+        <w:t xml:space="preserve">Joseph Mungai, Ai Governance and public policy researcher, Independent Researcher -Kenya</w:t>
+      </w:r>
+    </w:p>
+    <w:p>
+      <w:pPr>
+        <w:numPr>
+          <w:ilvl w:val="0"/>
+          <w:numId w:val="1"/>
+        </w:numPr>
+        <w:spacing w:after="60"/>
+      </w:pPr>
+      <w:r>
+        <w:t xml:space="preserve">Candid Opris, Founder and Managing Partner, Opris &amp; Associates; two decades in AI and data governance and digital trust, Opris &amp; Associates Inc.</w:t>
+      </w:r>
+    </w:p>
+    <w:p>
+      <w:pPr>
+        <w:numPr>
+          <w:ilvl w:val="0"/>
+          <w:numId w:val="1"/>
+        </w:numPr>
+        <w:spacing w:after="60"/>
+      </w:pPr>
+      <w:r>
+        <w:t xml:space="preserve">Sagarika Banerjee, AI Governance and Software QA Leader; ISO/IEC 42001, NIST AI RMF, On sabbatical till March 2027 for world travel</w:t>
+      </w:r>
+    </w:p>
+    <w:p>
+      <w:pPr>
+        <w:numPr>
+          <w:ilvl w:val="0"/>
+          <w:numId w:val="1"/>
+        </w:numPr>
+        <w:spacing w:after="60"/>
+      </w:pPr>
+      <w:r>
+        <w:t xml:space="preserve">Wendy Ann Martel, Founder and Strategic Advisor, Data, Privacy &amp; AI Governance, Evata Consulting</w:t>
+      </w:r>
+    </w:p>
+    <w:p>
+      <w:pPr>
+        <w:spacing w:after="140"/>
+      </w:pPr>
+      <w:r>
+        <w:t xml:space="preserve">Four further contributors across these three groups confirmed and elected not to be named. Their judgments are counted in every figure reported here and they appear nowhere by name. Confirmations remain open, so this is a record of the elections received to date rather than of who took part.</w:t>
       </w:r>
     </w:p>
     <w:p>

--- a/research/deliverables_2026-08-29/Detection_Article_2026-08-29.docx
+++ b/research/deliverables_2026-08-29/Detection_Article_2026-08-29.docx
@@ -6899,15 +6899,7 @@
         <w:t xml:space="preserve">Named contributors, as at 29 August 2026.</w:t>
       </w:r>
       <w:r>
-        <w:t xml:space="preserve"> Recognition is by each contributor's own election, recorded through the confirmation mechanism described in the data availability statement, and each name and description below stands as that person entered it.</w:t>
-      </w:r>
-    </w:p>
-    <w:p>
-      <w:pPr>
-        <w:spacing w:after="140"/>
-      </w:pPr>
-      <w:r>
-        <w:t xml:space="preserve">Of the sixteen detection panel members, thirteen have confirmed and eleven elected to be named:</w:t>
+        <w:t xml:space="preserve"> Recognition is by each contributor's own election, recorded through the confirmation mechanism described in the data availability statement, and each name and description below stands as that person entered it. Thirty contributors to this programme have confirmed and twenty-six elected to be named:</w:t>
       </w:r>
     </w:p>
     <w:p>
@@ -6919,7 +6911,7 @@
         <w:spacing w:after="60"/>
       </w:pPr>
       <w:r>
-        <w:t xml:space="preserve">Jake McDonough, AI governance, SAEONYX Global Holdings, LLC</w:t>
+        <w:t xml:space="preserve">Adesh Sharma, Data and AI Governance Leader | IAPP AIGP CIPT, Digital Frontier Partners</w:t>
       </w:r>
     </w:p>
     <w:p>
@@ -6931,7 +6923,7 @@
         <w:spacing w:after="60"/>
       </w:pPr>
       <w:r>
-        <w:t xml:space="preserve">Franciscus C Schouten, AI Governance and Assurance, The AI Non-Delegation Doctrine</w:t>
+        <w:t xml:space="preserve">Andres Lage Freire, Operational AI Governance Lead &amp; Responsible AI Architect, Independent Consultant</w:t>
       </w:r>
     </w:p>
     <w:p>
@@ -6943,7 +6935,7 @@
         <w:spacing w:after="60"/>
       </w:pPr>
       <w:r>
-        <w:t xml:space="preserve">Dr Nitin Deshpande, Chief Human Resources Officer, Cooper Corporation Pvt Limited</w:t>
+        <w:t xml:space="preserve">Andrey Ekhmenin, Founder, ANDEKS™; Independent Governance Assessment and Diagnostics</w:t>
       </w:r>
     </w:p>
     <w:p>
@@ -6955,7 +6947,7 @@
         <w:spacing w:after="60"/>
       </w:pPr>
       <w:r>
-        <w:t xml:space="preserve">Saurabh Nanda, General Manager, APAC, Healthcare</w:t>
+        <w:t xml:space="preserve">Andrzej Skulski, Founder | AI Governance &amp; Decision Systems, Dom Ciszy – Resonance Lab</w:t>
       </w:r>
     </w:p>
     <w:p>
@@ -6967,7 +6959,7 @@
         <w:spacing w:after="60"/>
       </w:pPr>
       <w:r>
-        <w:t xml:space="preserve">Olabanji Lawal, Operations and Records management, ALTV</w:t>
+        <w:t xml:space="preserve">Boris Khazin, AI Governance, Digital Risk and GRC leader; ClearView MRI; ex-EPAM Global Head of DRM/GRC, Khazin Consulting llc</w:t>
       </w:r>
     </w:p>
     <w:p>
@@ -6979,7 +6971,7 @@
         <w:spacing w:after="60"/>
       </w:pPr>
       <w:r>
-        <w:t xml:space="preserve">Andrey Ekhmenin, Founder, ANDEKS™; Independent Governance Assessment and Diagnostics</w:t>
+        <w:t xml:space="preserve">Candid Opris, Founder and Managing Partner, Opris &amp; Associates; two decades in AI and data governance and digital trust, Opris &amp; Associates Inc.</w:t>
       </w:r>
     </w:p>
     <w:p>
@@ -6991,7 +6983,7 @@
         <w:spacing w:after="60"/>
       </w:pPr>
       <w:r>
-        <w:t xml:space="preserve">dr Gabriela Bar, attorney at law, AI ethics advisor, Gabriela Bar Law &amp; AI</w:t>
+        <w:t xml:space="preserve">Donavine Smith, Board &amp; Executive Advisor | Frontier AI Strategy &amp; Governance, Independent</w:t>
       </w:r>
     </w:p>
     <w:p>
@@ -7003,7 +6995,7 @@
         <w:spacing w:after="60"/>
       </w:pPr>
       <w:r>
-        <w:t xml:space="preserve">Hekim Colpan, AI Governance and Compliance Manager | Data Protection Manager | ISO/IEC 42001 Auditor</w:t>
+        <w:t xml:space="preserve">dr Gabriela Bar, attorney at law, AI ethics advisor, Gabriela Bar Law &amp; AI</w:t>
       </w:r>
     </w:p>
     <w:p>
@@ -7015,7 +7007,7 @@
         <w:spacing w:after="60"/>
       </w:pPr>
       <w:r>
-        <w:t xml:space="preserve">SungSoo In, Independent Researcher; Founder, Athena Governance Architecture</w:t>
+        <w:t xml:space="preserve">Dr Nitin Deshpande, Chief Human Resources Officer, Cooper Corporation Pvt Limited</w:t>
       </w:r>
     </w:p>
     <w:p>
@@ -7027,7 +7019,7 @@
         <w:spacing w:after="60"/>
       </w:pPr>
       <w:r>
-        <w:t xml:space="preserve">Nigel Hee, AI Ethics, Safety and Governance, University of Glasgow</w:t>
+        <w:t xml:space="preserve">Dr Sharon Licqurish, PhD, CEO, Chief Scientist and AI Governance Architect, AIIP, AIIP, Ontocore Licencing Authority LLC</w:t>
       </w:r>
     </w:p>
     <w:p>
@@ -7039,15 +7031,7 @@
         <w:spacing w:after="60"/>
       </w:pPr>
       <w:r>
-        <w:t xml:space="preserve">Andres Lage Freire, Operational AI Governance Lead &amp; Responsible AI Architect, Independent Consultant</w:t>
-      </w:r>
-    </w:p>
-    <w:p>
-      <w:pPr>
-        <w:spacing w:after="140"/>
-      </w:pPr>
-      <w:r>
-        <w:t xml:space="preserve">Of the twenty-five reliability raters, three have confirmed and three elected to be named:</w:t>
+        <w:t xml:space="preserve">Franciscus C Schouten, AI Governance and Assurance, The AI Non-Delegation Doctrine</w:t>
       </w:r>
     </w:p>
     <w:p>
@@ -7059,7 +7043,7 @@
         <w:spacing w:after="60"/>
       </w:pPr>
       <w:r>
-        <w:t xml:space="preserve">Andrzej Skulski, Founder | AI Governance &amp; Decision Systems, Dom Ciszy – Resonance Lab</w:t>
+        <w:t xml:space="preserve">Greg Searle, AI Governance and Model Behaviour Researcher, Anypoint Pty Ltd</w:t>
       </w:r>
     </w:p>
     <w:p>
@@ -7071,7 +7055,7 @@
         <w:spacing w:after="60"/>
       </w:pPr>
       <w:r>
-        <w:t xml:space="preserve">Stacyann Young, Public records and FOIL practice, Independent Researcher</w:t>
+        <w:t xml:space="preserve">Hekim Colpan, AI Governance and Compliance Manager | Data Protection Manager | ISO/IEC 42001 Auditor</w:t>
       </w:r>
     </w:p>
     <w:p>
@@ -7083,15 +7067,7 @@
         <w:spacing w:after="60"/>
       </w:pPr>
       <w:r>
-        <w:t xml:space="preserve">Rahul Potdar, Independent Director; Corporate Governance, Risk Management and ESG Strategy; Board Adviser; Leontra Technologies; IIM Raipur</w:t>
-      </w:r>
-    </w:p>
-    <w:p>
-      <w:pPr>
-        <w:spacing w:after="140"/>
-      </w:pPr>
-      <w:r>
-        <w:t xml:space="preserve">Of the twenty independent experts in the comparison study, fourteen have confirmed and twelve elected to be named:</w:t>
+        <w:t xml:space="preserve">Jake McDonough, AI governance, SAEONYX Global Holdings, LLC</w:t>
       </w:r>
     </w:p>
     <w:p>
@@ -7103,7 +7079,7 @@
         <w:spacing w:after="60"/>
       </w:pPr>
       <w:r>
-        <w:t xml:space="preserve">Boris Khazin, AI Governance, Digital Risk and GRC leader; ClearView MRI; ex-EPAM Global Head of DRM/GRC, Khazin Consulting llc</w:t>
+        <w:t xml:space="preserve">Joseph Mungai, Ai Governance and public policy researcher, Independent Researcher -Kenya</w:t>
       </w:r>
     </w:p>
     <w:p>
@@ -7115,7 +7091,7 @@
         <w:spacing w:after="60"/>
       </w:pPr>
       <w:r>
-        <w:t xml:space="preserve">Donavine Smith, Board &amp; Executive Advisor | Frontier AI Strategy &amp; Governance, Independent</w:t>
+        <w:t xml:space="preserve">MacKenzie McCowan, AI Governance Specialist, PhD candidate, Lecturer, Atomi; The University of Sydney; Avondale University</w:t>
       </w:r>
     </w:p>
     <w:p>
@@ -7127,7 +7103,7 @@
         <w:spacing w:after="60"/>
       </w:pPr>
       <w:r>
-        <w:t xml:space="preserve">Priyam Dhamankar, Ethics and Compliance Leader, Cummins India; 17+ years legal, compliance and investigations, Cummins India Limited</w:t>
+        <w:t xml:space="preserve">Muhammad Dauda, Programme leadership, sustainability and governance; UN SDSN Youth Nigeria; Miva Open University; PgMP, UN SDSN NIGERIA</w:t>
       </w:r>
     </w:p>
     <w:p>
@@ -7139,7 +7115,7 @@
         <w:spacing w:after="60"/>
       </w:pPr>
       <w:r>
-        <w:t xml:space="preserve">MacKenzie McCowan, AI Governance Specialist, PhD candidate, Lecturer, Atomi; The University of Sydney; Avondale University</w:t>
+        <w:t xml:space="preserve">Nigel Hee, AI Ethics, Safety and Governance, University of Glasgow</w:t>
       </w:r>
     </w:p>
     <w:p>
@@ -7151,7 +7127,7 @@
         <w:spacing w:after="60"/>
       </w:pPr>
       <w:r>
-        <w:t xml:space="preserve">Dr Sharon Licqurish, PhD, CEO, Chief Scientist and AI Governance Architect, AIIP, AIIP, Ontocore Licencing Authority LLC</w:t>
+        <w:t xml:space="preserve">Olabanji Lawal, Operations and Records management, ALTV</w:t>
       </w:r>
     </w:p>
     <w:p>
@@ -7163,7 +7139,7 @@
         <w:spacing w:after="60"/>
       </w:pPr>
       <w:r>
-        <w:t xml:space="preserve">Greg Searle, AI Governance and Model Behaviour Researcher, Anypoint Pty Ltd</w:t>
+        <w:t xml:space="preserve">Priyam Dhamankar, Ethics and Compliance Leader, Cummins India; 17+ years legal, compliance and investigations, Cummins India Limited</w:t>
       </w:r>
     </w:p>
     <w:p>
@@ -7175,7 +7151,7 @@
         <w:spacing w:after="60"/>
       </w:pPr>
       <w:r>
-        <w:t xml:space="preserve">Adesh Sharma, Data and AI Governance Leader | IAPP AIGP CIPT, Digital Frontier Partners</w:t>
+        <w:t xml:space="preserve">Rahul Potdar, Independent Director; Corporate Governance, Risk Management and ESG Strategy; Board Adviser; Leontra Technologies; IIM Raipur</w:t>
       </w:r>
     </w:p>
     <w:p>
@@ -7187,7 +7163,7 @@
         <w:spacing w:after="60"/>
       </w:pPr>
       <w:r>
-        <w:t xml:space="preserve">Muhammad Dauda, Programme leadership, sustainability and governance; UN SDSN Youth Nigeria; Miva Open University; PgMP, UN SDSN NIGERIA</w:t>
+        <w:t xml:space="preserve">Sagarika Banerjee, AI Governance and Software QA Leader; ISO/IEC 42001, NIST AI RMF, On sabbatical till March 2027 for world travel</w:t>
       </w:r>
     </w:p>
     <w:p>
@@ -7199,7 +7175,7 @@
         <w:spacing w:after="60"/>
       </w:pPr>
       <w:r>
-        <w:t xml:space="preserve">Joseph Mungai, Ai Governance and public policy researcher, Independent Researcher -Kenya</w:t>
+        <w:t xml:space="preserve">Saurabh Nanda, General Manager, APAC, Healthcare</w:t>
       </w:r>
     </w:p>
     <w:p>
@@ -7211,7 +7187,7 @@
         <w:spacing w:after="60"/>
       </w:pPr>
       <w:r>
-        <w:t xml:space="preserve">Candid Opris, Founder and Managing Partner, Opris &amp; Associates; two decades in AI and data governance and digital trust, Opris &amp; Associates Inc.</w:t>
+        <w:t xml:space="preserve">Stacyann Young, Public records and FOIL practice, Independent Researcher</w:t>
       </w:r>
     </w:p>
     <w:p>
@@ -7223,7 +7199,7 @@
         <w:spacing w:after="60"/>
       </w:pPr>
       <w:r>
-        <w:t xml:space="preserve">Sagarika Banerjee, AI Governance and Software QA Leader; ISO/IEC 42001, NIST AI RMF, On sabbatical till March 2027 for world travel</w:t>
+        <w:t xml:space="preserve">SungSoo In, Independent Researcher; Founder, Athena Governance Architecture</w:t>
       </w:r>
     </w:p>
     <w:p>
@@ -7243,7 +7219,7 @@
         <w:spacing w:after="140"/>
       </w:pPr>
       <w:r>
-        <w:t xml:space="preserve">Four further contributors across these three groups confirmed and elected not to be named. Their judgments are counted in every figure reported here and they appear nowhere by name. Confirmations remain open, so this is a record of the elections received to date rather than of who took part.</w:t>
+        <w:t xml:space="preserve">Four further contributors confirmed and elected not to be named. Their judgments are counted in every figure reported here and they appear nowhere by name. Confirmations remain open, so this is a record of the elections received to date rather than of who took part.</w:t>
       </w:r>
     </w:p>
     <w:p>

--- a/research/deliverables_2026-08-29/Detection_Article_2026-08-29.docx
+++ b/research/deliverables_2026-08-29/Detection_Article_2026-08-29.docx
@@ -6959,7 +6959,7 @@
         <w:spacing w:after="60"/>
       </w:pPr>
       <w:r>
-        <w:t xml:space="preserve">Boris Khazin, AI Governance, Digital Risk and GRC leader; ClearView MRI; ex-EPAM Global Head of DRM/GRC, Khazin Consulting llc</w:t>
+        <w:t xml:space="preserve">Boris Khazin, AI Governance, Digital Risk and GRC leader; ClearView MRI; ex-EPAM Global Head of DRM/GRC, Khazin Consulting LLC</w:t>
       </w:r>
     </w:p>
     <w:p>
@@ -6995,7 +6995,7 @@
         <w:spacing w:after="60"/>
       </w:pPr>
       <w:r>
-        <w:t xml:space="preserve">dr Gabriela Bar, attorney at law, AI ethics advisor, Gabriela Bar Law &amp; AI</w:t>
+        <w:t xml:space="preserve">Dr. Gabriela Bar, attorney at law, AI ethics advisor, Gabriela Bar Law &amp; AI</w:t>
       </w:r>
     </w:p>
     <w:p>
@@ -7067,7 +7067,7 @@
         <w:spacing w:after="60"/>
       </w:pPr>
       <w:r>
-        <w:t xml:space="preserve">Jake McDonough, AI governance, SAEONYX Global Holdings, LLC</w:t>
+        <w:t xml:space="preserve">Jake McDonough, AI Governance, SAEONYX Global Holdings, LLC</w:t>
       </w:r>
     </w:p>
     <w:p>
@@ -7079,7 +7079,7 @@
         <w:spacing w:after="60"/>
       </w:pPr>
       <w:r>
-        <w:t xml:space="preserve">Joseph Mungai, Ai Governance and public policy researcher, Independent Researcher -Kenya</w:t>
+        <w:t xml:space="preserve">Joseph Mungai, AI Governance and public policy researcher, Independent Researcher - Kenya</w:t>
       </w:r>
     </w:p>
     <w:p>

--- a/research/deliverables_2026-08-29/Detection_Article_2026-08-29.docx
+++ b/research/deliverables_2026-08-29/Detection_Article_2026-08-29.docx
@@ -3486,7 +3486,7 @@
         <w:t xml:space="preserve">8.9 The panel is credentialed and self-selected.</w:t>
       </w:r>
       <w:r>
-        <w:t xml:space="preserve"> These results establish detectability by people who review records for a living and who volunteered to do so. Performance by less experienced reviewers, or by reviewers working outside their domain, is unknown.</w:t>
+        <w:t xml:space="preserve"> The panel was composed of credentialed practitioners and researchers recruited for expertise in AI governance, compliance, audit, human resources, investigations, data privacy, records, or law. Because participants self-selected into the study and the sample was not probability-based, performance among less experienced reviewers or reviewers outside these professional domains remains unknown.</w:t>
       </w:r>
     </w:p>
     <w:p>

--- a/research/deliverables_2026-08-29/Detection_Article_2026-08-29.docx
+++ b/research/deliverables_2026-08-29/Detection_Article_2026-08-29.docx
@@ -2120,7 +2120,7 @@
         <w:spacing w:after="140"/>
       </w:pPr>
       <w:r>
-        <w:t xml:space="preserve">Reviewer responses are stored on an append-only basis and used only in aggregate. Attribution is opt-in: contributors are named only with consent, may participate anonymously, and may withdraw their name at any point. One panel member withdrew consent to be named after data close; her judgments remain in the analysis, unnamed, at her election, and the accuracy figures reported here include them.</w:t>
+        <w:t xml:space="preserve">Reviewer responses are stored on an append-only basis and used only in aggregate. Attribution is opt-in: contributors are named only with consent, may participate anonymously, and may withdraw their name at any point. Panel members who have not recorded a naming election are counted in every figure and are not named, and the accuracy figures reported here include their judgments.</w:t>
       </w:r>
     </w:p>
     <w:p>
@@ -6885,7 +6885,7 @@
         <w:spacing w:after="140"/>
       </w:pPr>
       <w:r>
-        <w:t xml:space="preserve">Reviewers are recognised as named contributors with their consent; none is a co-author of this paper. Contributors may withdraw their name at any time; one has, and her judgments remain in the analysis unnamed at her election.</w:t>
+        <w:t xml:space="preserve">Reviewers are recognised as named contributors with their consent; none is a co-author of this paper. Contributors may withdraw their name at any time, and no contributor has done so. Reviewers who have not recorded an election are counted in every figure and are not named.</w:t>
       </w:r>
     </w:p>
     <w:p>
